--- a/projekty/02_Polityka_konfliktu_interesow.docx
+++ b/projekty/02_Polityka_konfliktu_interesow.docx
@@ -4,20 +4,14 @@
   <w:body>
     <w:p>
       <w:pPr>
+        <w:pStyle w:val="Title"/>
         <w:jc w:val="center"/>
       </w:pPr>
       <w:r>
-        <w:rPr>
-          <w:b/>
-          <w:sz w:val="42"/>
-        </w:rPr>
         <w:t>Polityka konfliktu interesów</w:t>
       </w:r>
     </w:p>
     <w:p>
-      <w:pPr>
-        <w:jc w:val="center"/>
-      </w:pPr>
       <w:r>
         <w:rPr>
           <w:b/>
@@ -25,7 +19,6 @@
         <w:t>PROJEKT ROBOCZY — do dyskusji i weryfikacji prawnej</w:t>
       </w:r>
     </w:p>
-    <w:p/>
     <w:p>
       <w:r>
         <w:rPr>
@@ -35,6 +28,28 @@
       </w:r>
       <w:r>
         <w:t>Projekt wykonawczy do Kodeksu. Zakres danych i procedur wymaga weryfikacji pod kątem prawa, Statutu oraz ochrony danych osobowych.</w:t>
+      </w:r>
+    </w:p>
+    <w:p>
+      <w:r>
+        <w:rPr>
+          <w:b/>
+        </w:rPr>
+        <w:t>Poprawki po świeżym przeglądzie</w:t>
+      </w:r>
+      <w:r>
+        <w:t>: § 3 (wskazano PM jako naturalnego kandydata na prowadzącego rejestr), § 4 (rozstrzygnięcie remisu głosów przy wyłączeniu), § 6 (przypomnienie o statutowym zakazie łączenia funkcji RN/Zarząd).</w:t>
+      </w:r>
+    </w:p>
+    <w:p>
+      <w:r>
+        <w:rPr>
+          <w:b/>
+        </w:rPr>
+        <w:t>Tryb przyjęcia (propozycja)</w:t>
+      </w:r>
+      <w:r>
+        <w:t>: jako dokument wykonawczy dotyczący głównie postępowania w konkretnych sprawach (nie samego funkcjonowania organu), może zostać przyjęty uchwałą Rady Nadzorczej na podstawie § 49 ust. 1 pkt 21 Statutu (regulaminy nie zastrzeżone dla innych organów) — do potwierdzenia przez radcę prawnego łącznie z trybem przyjęcia Kodeksu, patrz „Kodeks odpowiedzialnego sprawowania mandatu" § 15.</w:t>
       </w:r>
     </w:p>
     <w:p>
@@ -93,7 +108,16 @@
     </w:p>
     <w:p>
       <w:r>
-        <w:t>3. Rejestr oświadczeń prowadzi osoba lub organ wskazany w uchwale [●]. Dostęp do niego ogranicza się do osób uprawnionych.</w:t>
+        <w:t xml:space="preserve">3. Rejestr oświadczeń prowadzi osoba lub organ wskazany w uchwale [●] — naturalnym kandydatem jest stanowisko </w:t>
+      </w:r>
+      <w:r>
+        <w:rPr>
+          <w:b/>
+        </w:rPr>
+        <w:t>PM</w:t>
+      </w:r>
+      <w:r>
+        <w:t xml:space="preserve"> (ds. organizacyjno-samorządowych), które już prowadzi rejestr członków i uchwał organów (patrz opis stanowiska PM w regulaminie organizacyjnym Spółdzielni) — do potwierdzenia uchwałą, nie zakładania z góry. Dostęp do niego ogranicza się do osób uprawnionych.</w:t>
       </w:r>
     </w:p>
     <w:p>
@@ -121,7 +145,31 @@
     </w:p>
     <w:p>
       <w:r>
-        <w:t>4. W razie wątpliwości o wyłączeniu decyduje właściwy organ bez udziału zainteresowanego.</w:t>
+        <w:t xml:space="preserve">4. W razie wątpliwości o wyłączeniu decyduje właściwy organ bez udziału zainteresowanego. </w:t>
+      </w:r>
+      <w:r>
+        <w:rPr>
+          <w:b/>
+        </w:rPr>
+        <w:t>Przy remisie głosów</w:t>
+      </w:r>
+      <w:r>
+        <w:t xml:space="preserve"> (możliwym właśnie dlatego, że wyłączenie zainteresowanego zmienia parzystość składu) </w:t>
+      </w:r>
+      <w:r>
+        <w:rPr>
+          <w:b/>
+        </w:rPr>
+        <w:t>rozstrzyga się na korzyść wyłączenia</w:t>
+      </w:r>
+      <w:r>
+        <w:t xml:space="preserve"> — jako rozwiązanie ostrożniejsze i spójne z celem Polityki. </w:t>
+      </w:r>
+      <w:r>
+        <w:rPr>
+          <w:i/>
+        </w:rPr>
+        <w:t>(Dodane po audycie — pierwotny tekst nie przewidywał żadnego rozstrzygnięcia remisu.)</w:t>
       </w:r>
     </w:p>
     <w:p>
@@ -162,7 +210,16 @@
     </w:p>
     <w:p>
       <w:r>
-        <w:t>1. Członek Rady zamierzający ubiegać się o zatrudnienie w Spółdzielni lub funkcję w Zarządzie ujawnia zamiar i wyłącza się z prac dotyczących tego stanowiska.</w:t>
+        <w:t xml:space="preserve">1. Członek Rady zamierzający ubiegać się o zatrudnienie w Spółdzielni lub funkcję w Zarządzie ujawnia zamiar i wyłącza się z prac dotyczących tego stanowiska. </w:t>
+      </w:r>
+      <w:r>
+        <w:rPr>
+          <w:b/>
+        </w:rPr>
+        <w:t>Przypomnienie o istniejącym już zakazie łączenia funkcji</w:t>
+      </w:r>
+      <w:r>
+        <w:t>: nie można być jednocześnie członkiem Rady Nadzorczej i Zarządu (Statut § 61) — członek Rady wybrany do Zarządu musi zrzec się mandatu w Radzie, nie może pełnić obu funkcji równolegle nawet przejściowo.</w:t>
       </w:r>
     </w:p>
     <w:p>
@@ -233,7 +290,7 @@
     </w:p>
     <w:sectPr>
       <w:pgSz w:w="12240" w:h="15840"/>
-      <w:pgMar w:top="1247" w:right="1134" w:bottom="1134" w:left="1361" w:header="720" w:footer="720" w:gutter="0"/>
+      <w:pgMar w:top="1440" w:right="1800" w:bottom="1440" w:left="1800" w:header="720" w:footer="720" w:gutter="0"/>
       <w:cols w:space="720"/>
       <w:docGrid w:linePitch="360"/>
     </w:sectPr>
@@ -605,8 +662,8 @@
     <w:qFormat/>
     <w:rsid w:val="00FC693F"/>
     <w:rPr>
-      <w:rFonts w:ascii="Aptos" w:hAnsi="Aptos"/>
-      <w:sz w:val="21"/>
+      <w:rFonts w:ascii="Calibri" w:hAnsi="Calibri"/>
+      <w:sz w:val="22"/>
     </w:rPr>
   </w:style>
   <w:style w:type="paragraph" w:styleId="Header">
@@ -668,11 +725,11 @@
       <w:outlineLvl w:val="0"/>
     </w:pPr>
     <w:rPr>
-      <w:rFonts w:asciiTheme="majorHAnsi" w:eastAsiaTheme="majorEastAsia" w:hAnsiTheme="majorHAnsi" w:cstheme="majorBidi" w:ascii="Aptos Display" w:hAnsi="Aptos Display"/>
+      <w:rFonts w:asciiTheme="majorHAnsi" w:eastAsiaTheme="majorEastAsia" w:hAnsiTheme="majorHAnsi" w:cstheme="majorBidi"/>
       <w:b/>
       <w:bCs/>
       <w:color w:val="365F91" w:themeColor="accent1" w:themeShade="BF"/>
-      <w:sz w:val="30"/>
+      <w:sz w:val="28"/>
       <w:szCs w:val="28"/>
     </w:rPr>
   </w:style>
@@ -692,11 +749,11 @@
       <w:outlineLvl w:val="1"/>
     </w:pPr>
     <w:rPr>
-      <w:rFonts w:asciiTheme="majorHAnsi" w:eastAsiaTheme="majorEastAsia" w:hAnsiTheme="majorHAnsi" w:cstheme="majorBidi" w:ascii="Aptos Display" w:hAnsi="Aptos Display"/>
+      <w:rFonts w:asciiTheme="majorHAnsi" w:eastAsiaTheme="majorEastAsia" w:hAnsiTheme="majorHAnsi" w:cstheme="majorBidi"/>
       <w:b/>
       <w:bCs/>
       <w:color w:val="4F81BD" w:themeColor="accent1"/>
-      <w:sz w:val="24"/>
+      <w:sz w:val="26"/>
       <w:szCs w:val="26"/>
     </w:rPr>
   </w:style>
@@ -716,7 +773,7 @@
       <w:outlineLvl w:val="2"/>
     </w:pPr>
     <w:rPr>
-      <w:rFonts w:asciiTheme="majorHAnsi" w:eastAsiaTheme="majorEastAsia" w:hAnsiTheme="majorHAnsi" w:cstheme="majorBidi" w:ascii="Aptos Display" w:hAnsi="Aptos Display"/>
+      <w:rFonts w:asciiTheme="majorHAnsi" w:eastAsiaTheme="majorEastAsia" w:hAnsiTheme="majorHAnsi" w:cstheme="majorBidi"/>
       <w:b/>
       <w:bCs/>
       <w:color w:val="4F81BD" w:themeColor="accent1"/>
@@ -957,11 +1014,11 @@
       <w:contextualSpacing/>
     </w:pPr>
     <w:rPr>
-      <w:rFonts w:asciiTheme="majorHAnsi" w:eastAsiaTheme="majorEastAsia" w:hAnsiTheme="majorHAnsi" w:cstheme="majorBidi" w:ascii="Aptos Display" w:hAnsi="Aptos Display"/>
+      <w:rFonts w:asciiTheme="majorHAnsi" w:eastAsiaTheme="majorEastAsia" w:hAnsiTheme="majorHAnsi" w:cstheme="majorBidi"/>
       <w:color w:val="17365D" w:themeColor="text2" w:themeShade="BF"/>
       <w:spacing w:val="5"/>
       <w:kern w:val="28"/>
-      <w:sz w:val="44"/>
+      <w:sz w:val="52"/>
       <w:szCs w:val="52"/>
     </w:rPr>
   </w:style>

--- a/projekty/02_Polityka_konfliktu_interesow.docx
+++ b/projekty/02_Polityka_konfliktu_interesow.docx
@@ -28,17 +28,6 @@
       </w:r>
       <w:r>
         <w:t>Projekt wykonawczy do Kodeksu. Zakres danych i procedur wymaga weryfikacji pod kątem prawa, Statutu oraz ochrony danych osobowych.</w:t>
-      </w:r>
-    </w:p>
-    <w:p>
-      <w:r>
-        <w:rPr>
-          <w:b/>
-        </w:rPr>
-        <w:t>Poprawki po świeżym przeglądzie</w:t>
-      </w:r>
-      <w:r>
-        <w:t>: § 3 (wskazano PM jako naturalnego kandydata na prowadzącego rejestr), § 4 (rozstrzygnięcie remisu głosów przy wyłączeniu), § 6 (przypomnienie o statutowym zakazie łączenia funkcji RN/Zarząd).</w:t>
       </w:r>
     </w:p>
     <w:p>
@@ -163,13 +152,7 @@
         <w:t>rozstrzyga się na korzyść wyłączenia</w:t>
       </w:r>
       <w:r>
-        <w:t xml:space="preserve"> — jako rozwiązanie ostrożniejsze i spójne z celem Polityki. </w:t>
-      </w:r>
-      <w:r>
-        <w:rPr>
-          <w:i/>
-        </w:rPr>
-        <w:t>(Dodane po audycie — pierwotny tekst nie przewidywał żadnego rozstrzygnięcia remisu.)</w:t>
+        <w:t xml:space="preserve"> — jako rozwiązanie ostrożniejsze i spójne z celem Polityki.</w:t>
       </w:r>
     </w:p>
     <w:p>

--- a/projekty/02_Polityka_konfliktu_interesow.docx
+++ b/projekty/02_Polityka_konfliktu_interesow.docx
@@ -97,16 +97,7 @@
     </w:p>
     <w:p>
       <w:r>
-        <w:t xml:space="preserve">3. Rejestr oświadczeń prowadzi osoba lub organ wskazany w uchwale [●] — naturalnym kandydatem jest stanowisko </w:t>
-      </w:r>
-      <w:r>
-        <w:rPr>
-          <w:b/>
-        </w:rPr>
-        <w:t>PM</w:t>
-      </w:r>
-      <w:r>
-        <w:t xml:space="preserve"> (ds. organizacyjno-samorządowych), które już prowadzi rejestr członków i uchwał organów (patrz opis stanowiska PM w regulaminie organizacyjnym Spółdzielni) — do potwierdzenia uchwałą, nie zakładania z góry. Dostęp do niego ogranicza się do osób uprawnionych.</w:t>
+        <w:t>3. Rejestr oświadczeń prowadzi osoba lub organ wskazany w uchwale [●].</w:t>
       </w:r>
     </w:p>
     <w:p>
@@ -193,16 +184,7 @@
     </w:p>
     <w:p>
       <w:r>
-        <w:t xml:space="preserve">1. Członek Rady zamierzający ubiegać się o zatrudnienie w Spółdzielni lub funkcję w Zarządzie ujawnia zamiar i wyłącza się z prac dotyczących tego stanowiska. </w:t>
-      </w:r>
-      <w:r>
-        <w:rPr>
-          <w:b/>
-        </w:rPr>
-        <w:t>Przypomnienie o istniejącym już zakazie łączenia funkcji</w:t>
-      </w:r>
-      <w:r>
-        <w:t>: nie można być jednocześnie członkiem Rady Nadzorczej i Zarządu (Statut § 61) — członek Rady wybrany do Zarządu musi zrzec się mandatu w Radzie, nie może pełnić obu funkcji równolegle nawet przejściowo.</w:t>
+        <w:t>1. Członek Rady zamierzający ubiegać się o zatrudnienie w Spółdzielni lub funkcję w Zarządzie ujawnia zamiar i wyłącza się z prac dotyczących tego stanowiska.</w:t>
       </w:r>
     </w:p>
     <w:p>
